--- a/Stage2_project.docx
+++ b/Stage2_project.docx
@@ -474,85 +474,6 @@
                                     <w:szCs w:val="24"/>
                                   </w:rPr>
                                 </w:pPr>
-                                <w:r>
-                                  <w:rPr>
-                                    <w:color w:val="000000" w:themeColor="text1"/>
-                                    <w:sz w:val="24"/>
-                                    <w:szCs w:val="24"/>
-                                  </w:rPr>
-                                  <w:t>Naini Rohith L20521483</w:t>
-                                </w:r>
-                              </w:p>
-                              <w:p>
-                                <w:pPr>
-                                  <w:pStyle w:val="NoSpacing"/>
-                                  <w:jc w:val="right"/>
-                                  <w:rPr>
-                                    <w:color w:val="000000" w:themeColor="text1"/>
-                                    <w:sz w:val="24"/>
-                                    <w:szCs w:val="24"/>
-                                  </w:rPr>
-                                </w:pPr>
-                                <w:r>
-                                  <w:rPr>
-                                    <w:color w:val="000000" w:themeColor="text1"/>
-                                    <w:sz w:val="24"/>
-                                    <w:szCs w:val="24"/>
-                                  </w:rPr>
-                                  <w:t>Umar Saleem L20636611</w:t>
-                                </w:r>
-                              </w:p>
-                              <w:p>
-                                <w:pPr>
-                                  <w:pStyle w:val="NoSpacing"/>
-                                  <w:jc w:val="right"/>
-                                  <w:rPr>
-                                    <w:color w:val="000000" w:themeColor="text1"/>
-                                    <w:sz w:val="24"/>
-                                    <w:szCs w:val="24"/>
-                                  </w:rPr>
-                                </w:pPr>
-                                <w:r>
-                                  <w:rPr>
-                                    <w:color w:val="000000" w:themeColor="text1"/>
-                                    <w:sz w:val="24"/>
-                                    <w:szCs w:val="24"/>
-                                  </w:rPr>
-                                  <w:t>Hussan Zakir L20592628</w:t>
-                                </w:r>
-                              </w:p>
-                              <w:p>
-                                <w:pPr>
-                                  <w:pStyle w:val="NoSpacing"/>
-                                  <w:jc w:val="right"/>
-                                  <w:rPr>
-                                    <w:color w:val="000000" w:themeColor="text1"/>
-                                    <w:sz w:val="24"/>
-                                    <w:szCs w:val="24"/>
-                                  </w:rPr>
-                                </w:pPr>
-                                <w:r>
-                                  <w:rPr>
-                                    <w:color w:val="000000" w:themeColor="text1"/>
-                                    <w:sz w:val="24"/>
-                                    <w:szCs w:val="24"/>
-                                  </w:rPr>
-                                  <w:t>Hashim Zia</w:t>
-                                </w:r>
-                                <w:r>
-                                  <w:rPr>
-                                    <w:color w:val="000000" w:themeColor="text1"/>
-                                  </w:rPr>
-                                  <w:t xml:space="preserve"> </w:t>
-                                </w:r>
-                                <w:r>
-                                  <w:rPr>
-                                    <w:color w:val="000000" w:themeColor="text1"/>
-                                    <w:sz w:val="24"/>
-                                    <w:szCs w:val="24"/>
-                                  </w:rPr>
-                                  <w:t>L20624283</w:t>
-                                </w:r>
                               </w:p>
                             </w:txbxContent>
                           </wps:txbx>
@@ -574,9 +495,13 @@
                   </wp:anchor>
                 </w:drawing>
               </mc:Choice>
-              <mc:Fallback xmlns:w16sdtfl="http://schemas.microsoft.com/office/word/2024/wordml/sdtformatlock">
+              <mc:Fallback>
                 <w:pict>
-                  <v:shape w14:anchorId="0726909B" id="Text Box 53" o:spid="_x0000_s1027" type="#_x0000_t202" style="position:absolute;margin-left:0;margin-top:0;width:8in;height:79.5pt;z-index:251661312;visibility:visible;mso-wrap-style:square;mso-width-percent:941;mso-height-percent:100;mso-top-percent:700;mso-wrap-distance-left:9pt;mso-wrap-distance-top:0;mso-wrap-distance-right:9pt;mso-wrap-distance-bottom:0;mso-position-horizontal:center;mso-position-horizontal-relative:page;mso-position-vertical-relative:page;mso-width-percent:941;mso-height-percent:100;mso-top-percent:700;mso-width-relative:page;mso-height-relative:page;v-text-anchor:top" o:gfxdata="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" filled="f" stroked="f" strokeweight=".5pt">
+                  <v:shapetype w14:anchorId="0726909B" id="_x0000_t202" coordsize="21600,21600" o:spt="202" path="m,l,21600r21600,l21600,xe">
+                    <v:stroke joinstyle="miter"/>
+                    <v:path gradientshapeok="t" o:connecttype="rect"/>
+                  </v:shapetype>
+                  <v:shape id="Text Box 53" o:spid="_x0000_s1027" type="#_x0000_t202" style="position:absolute;margin-left:0;margin-top:0;width:8in;height:79.5pt;z-index:251661312;visibility:visible;mso-wrap-style:square;mso-width-percent:941;mso-height-percent:100;mso-top-percent:700;mso-wrap-distance-left:9pt;mso-wrap-distance-top:0;mso-wrap-distance-right:9pt;mso-wrap-distance-bottom:0;mso-position-horizontal:center;mso-position-horizontal-relative:page;mso-position-vertical-relative:page;mso-width-percent:941;mso-height-percent:100;mso-top-percent:700;mso-width-relative:page;mso-height-relative:page;v-text-anchor:top" o:gfxdata="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" filled="f" stroked="f" strokeweight=".5pt">
                     <v:textbox style="mso-fit-shape-to-text:t" inset="126pt,0,54pt,0">
                       <w:txbxContent>
                         <w:p>
@@ -589,85 +514,6 @@
                               <w:szCs w:val="24"/>
                             </w:rPr>
                           </w:pPr>
-                          <w:r>
-                            <w:rPr>
-                              <w:color w:val="000000" w:themeColor="text1"/>
-                              <w:sz w:val="24"/>
-                              <w:szCs w:val="24"/>
-                            </w:rPr>
-                            <w:t>Naini Rohith L20521483</w:t>
-                          </w:r>
-                        </w:p>
-                        <w:p>
-                          <w:pPr>
-                            <w:pStyle w:val="NoSpacing"/>
-                            <w:jc w:val="right"/>
-                            <w:rPr>
-                              <w:color w:val="000000" w:themeColor="text1"/>
-                              <w:sz w:val="24"/>
-                              <w:szCs w:val="24"/>
-                            </w:rPr>
-                          </w:pPr>
-                          <w:r>
-                            <w:rPr>
-                              <w:color w:val="000000" w:themeColor="text1"/>
-                              <w:sz w:val="24"/>
-                              <w:szCs w:val="24"/>
-                            </w:rPr>
-                            <w:t>Umar Saleem L20636611</w:t>
-                          </w:r>
-                        </w:p>
-                        <w:p>
-                          <w:pPr>
-                            <w:pStyle w:val="NoSpacing"/>
-                            <w:jc w:val="right"/>
-                            <w:rPr>
-                              <w:color w:val="000000" w:themeColor="text1"/>
-                              <w:sz w:val="24"/>
-                              <w:szCs w:val="24"/>
-                            </w:rPr>
-                          </w:pPr>
-                          <w:r>
-                            <w:rPr>
-                              <w:color w:val="000000" w:themeColor="text1"/>
-                              <w:sz w:val="24"/>
-                              <w:szCs w:val="24"/>
-                            </w:rPr>
-                            <w:t>Hussan Zakir L20592628</w:t>
-                          </w:r>
-                        </w:p>
-                        <w:p>
-                          <w:pPr>
-                            <w:pStyle w:val="NoSpacing"/>
-                            <w:jc w:val="right"/>
-                            <w:rPr>
-                              <w:color w:val="000000" w:themeColor="text1"/>
-                              <w:sz w:val="24"/>
-                              <w:szCs w:val="24"/>
-                            </w:rPr>
-                          </w:pPr>
-                          <w:r>
-                            <w:rPr>
-                              <w:color w:val="000000" w:themeColor="text1"/>
-                              <w:sz w:val="24"/>
-                              <w:szCs w:val="24"/>
-                            </w:rPr>
-                            <w:t>Hashim Zia</w:t>
-                          </w:r>
-                          <w:r>
-                            <w:rPr>
-                              <w:color w:val="000000" w:themeColor="text1"/>
-                            </w:rPr>
-                            <w:t xml:space="preserve"> </w:t>
-                          </w:r>
-                          <w:r>
-                            <w:rPr>
-                              <w:color w:val="000000" w:themeColor="text1"/>
-                              <w:sz w:val="24"/>
-                              <w:szCs w:val="24"/>
-                            </w:rPr>
-                            <w:t>L20624283</w:t>
-                          </w:r>
                         </w:p>
                       </w:txbxContent>
                     </v:textbox>
@@ -790,17 +636,6 @@
                                         <w:szCs w:val="64"/>
                                       </w:rPr>
                                       <w:br/>
-                                      <w:t>6301-02</w:t>
-                                    </w:r>
-                                    <w:r>
-                                      <w:rPr>
-                                        <w:caps/>
-                                        <w:color w:val="4F81BD" w:themeColor="accent1"/>
-                                        <w:sz w:val="64"/>
-                                        <w:szCs w:val="64"/>
-                                      </w:rPr>
-                                      <w:br/>
-                                      <w:t>4</w:t>
                                     </w:r>
                                   </w:sdtContent>
                                 </w:sdt>
@@ -861,9 +696,9 @@
                   </wp:anchor>
                 </w:drawing>
               </mc:Choice>
-              <mc:Fallback xmlns:w16sdtfl="http://schemas.microsoft.com/office/word/2024/wordml/sdtformatlock">
+              <mc:Fallback>
                 <w:pict>
-                  <v:shape w14:anchorId="51C39C47" id="Text Box 54" o:spid="_x0000_s1028" type="#_x0000_t202" style="position:absolute;margin-left:0;margin-top:0;width:8in;height:286.5pt;z-index:251659264;visibility:visible;mso-wrap-style:square;mso-width-percent:941;mso-height-percent:363;mso-top-percent:300;mso-wrap-distance-left:9pt;mso-wrap-distance-top:0;mso-wrap-distance-right:9pt;mso-wrap-distance-bottom:0;mso-position-horizontal:center;mso-position-horizontal-relative:page;mso-position-vertical-relative:page;mso-width-percent:941;mso-height-percent:363;mso-top-percent:300;mso-width-relative:page;mso-height-relative:page;v-text-anchor:bottom" o:gfxdata="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" filled="f" stroked="f" strokeweight=".5pt">
+                  <v:shape w14:anchorId="51C39C47" id="Text Box 54" o:spid="_x0000_s1028" type="#_x0000_t202" style="position:absolute;margin-left:0;margin-top:0;width:8in;height:286.5pt;z-index:251659264;visibility:visible;mso-wrap-style:square;mso-width-percent:941;mso-height-percent:363;mso-top-percent:300;mso-wrap-distance-left:9pt;mso-wrap-distance-top:0;mso-wrap-distance-right:9pt;mso-wrap-distance-bottom:0;mso-position-horizontal:center;mso-position-horizontal-relative:page;mso-position-vertical-relative:page;mso-width-percent:941;mso-height-percent:363;mso-top-percent:300;mso-width-relative:page;mso-height-relative:page;v-text-anchor:bottom" o:gfxdata="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" filled="f" stroked="f" strokeweight=".5pt">
                     <v:textbox inset="126pt,0,54pt,0">
                       <w:txbxContent>
                         <w:p>
@@ -916,17 +751,6 @@
                                   <w:szCs w:val="64"/>
                                 </w:rPr>
                                 <w:br/>
-                                <w:t>6301-02</w:t>
-                              </w:r>
-                              <w:r>
-                                <w:rPr>
-                                  <w:caps/>
-                                  <w:color w:val="4F81BD" w:themeColor="accent1"/>
-                                  <w:sz w:val="64"/>
-                                  <w:szCs w:val="64"/>
-                                </w:rPr>
-                                <w:br/>
-                                <w:t>4</w:t>
                               </w:r>
                             </w:sdtContent>
                           </w:sdt>
